--- a/Introduccion a la Ingenieria/Kit docente/Clase 6/ExamLab Corte 1 - CLAVE DOCENTE.docx
+++ b/Introduccion a la Ingenieria/Kit docente/Clase 6/ExamLab Corte 1 - CLAVE DOCENTE.docx
@@ -9,7 +9,7 @@
           <w:color w:val="1A1C1D"/>
           <w:sz w:val="44"/>
         </w:rPr>
-        <w:t>CLAVE DOCENTE · Evaluación del Corte 1 (sesión 6)</w:t>
+        <w:t>CLAVE DOCENTE · Evaluación del Corte 1 (sesión 4)</w:t>
       </w:r>
     </w:p>
     <w:p>
@@ -38,6 +38,7 @@
       <w:r>
         <w:rPr>
           <w:rFonts w:ascii="Consolas" w:hAnsi="Consolas"/>
+          <w:b w:val="0"/>
           <w:i/>
           <w:color w:val="111111"/>
           <w:sz w:val="20"/>
@@ -93,7 +94,7 @@
           <w:color w:val="4A4A49"/>
           <w:sz w:val="22"/>
         </w:rPr>
-        <w:t xml:space="preserve"> las sesiones 1 a 6 · </w:t>
+        <w:t xml:space="preserve"> las Clases 1 a 6 · </w:t>
       </w:r>
       <w:r>
         <w:rPr>
@@ -206,7 +207,7 @@
           <w:color w:val="1A1C1D"/>
           <w:sz w:val="32"/>
         </w:rPr>
-        <w:t>Pregunta 1 · Seleccion unica · 7 pts · sale de la sesión 1</w:t>
+        <w:t>Pregunta 1 · Seleccion unica · 7 pts · sale de la Clase 1</w:t>
       </w:r>
     </w:p>
     <w:p>
@@ -367,7 +368,7 @@
           <w:color w:val="1A1C1D"/>
           <w:sz w:val="32"/>
         </w:rPr>
-        <w:t>Pregunta 2 · Seleccion multiple · 8 pts · sale de la sesión 1</w:t>
+        <w:t>Pregunta 2 · Seleccion multiple · 8 pts · sale de la Clase 1</w:t>
       </w:r>
     </w:p>
     <w:p>
@@ -525,7 +526,7 @@
           <w:color w:val="1A1C1D"/>
           <w:sz w:val="32"/>
         </w:rPr>
-        <w:t>Pregunta 3 · Seleccion unica · 7 pts · sale de la sesión 2</w:t>
+        <w:t>Pregunta 3 · Seleccion unica · 7 pts · sale de la Clase 2</w:t>
       </w:r>
     </w:p>
     <w:p>
@@ -670,7 +671,7 @@
           <w:color w:val="1A1C1D"/>
           <w:sz w:val="32"/>
         </w:rPr>
-        <w:t>Pregunta 4 · Respuesta escrita · 13 pts · sale de la sesión 2</w:t>
+        <w:t>Pregunta 4 · Respuesta escrita · 13 pts · sale de la Clase 2</w:t>
       </w:r>
     </w:p>
     <w:p>
@@ -1026,7 +1027,7 @@
           <w:color w:val="1A1C1D"/>
           <w:sz w:val="32"/>
         </w:rPr>
-        <w:t>Pregunta 5 · Seleccion multiple · 10 pts · sale de la sesión 3</w:t>
+        <w:t>Pregunta 5 · Seleccion multiple · 10 pts · sale de la Clase 3</w:t>
       </w:r>
     </w:p>
     <w:p>
@@ -1223,7 +1224,7 @@
           <w:color w:val="1A1C1D"/>
           <w:sz w:val="32"/>
         </w:rPr>
-        <w:t>Pregunta 6 · Respuesta escrita · 15 pts · sale de la sesión 3</w:t>
+        <w:t>Pregunta 6 · Respuesta escrita · 15 pts · sale de la Clase 3</w:t>
       </w:r>
     </w:p>
     <w:p>
@@ -1577,7 +1578,7 @@
           <w:color w:val="1A1C1D"/>
           <w:sz w:val="32"/>
         </w:rPr>
-        <w:t>Pregunta 7 · Seleccion unica · 10 pts · sale de la sesión 4</w:t>
+        <w:t>Pregunta 7 · Seleccion unica · 10 pts · sale de la Clase 4</w:t>
       </w:r>
     </w:p>
     <w:p>
@@ -1722,7 +1723,7 @@
           <w:color w:val="1A1C1D"/>
           <w:sz w:val="32"/>
         </w:rPr>
-        <w:t>Pregunta 8 · Seleccion multiple · 10 pts · sale de la sesión 4</w:t>
+        <w:t>Pregunta 8 · Seleccion multiple · 10 pts · sale de la Clase 4</w:t>
       </w:r>
     </w:p>
     <w:p>
@@ -1880,7 +1881,7 @@
           <w:color w:val="1A1C1D"/>
           <w:sz w:val="32"/>
         </w:rPr>
-        <w:t>Pregunta 9 · Seleccion multiple · 10 pts · sale de la sesión 5</w:t>
+        <w:t>Pregunta 9 · Seleccion multiple · 10 pts · sale de la Clase 5</w:t>
       </w:r>
     </w:p>
     <w:p>
@@ -2051,7 +2052,7 @@
           <w:color w:val="1A1C1D"/>
           <w:sz w:val="32"/>
         </w:rPr>
-        <w:t>Pregunta 10 · Respuesta escrita · 10 pts · sale de la sesión 6</w:t>
+        <w:t>Pregunta 10 · Respuesta escrita · 10 pts · sale de la Clase 6</w:t>
       </w:r>
     </w:p>
     <w:p>
